--- a/PDF/resume-heb.docx
+++ b/PDF/resume-heb.docx
@@ -5,17 +5,13 @@
     <w:p>
       <w:pPr>
         <w:bidi/>
-        <w:spacing w:before="0" w:after="40"/>
         <w:jc w:val="right"/>
       </w:pPr>
       <w:r>
         <w:rPr>
-          <w:rFonts w:ascii="Arial" w:hAnsi="Arial"/>
           <w:b/>
-          <w:i w:val="0"/>
-          <w:color w:val="0F172A"/>
-          <w:sz w:val="44"/>
-          <w:rtl/>
+          <w:sz w:val="48"/>
+          <w:rtl w:val="1"/>
         </w:rPr>
         <w:t>מטביי גורלסקי</w:t>
       </w:r>
@@ -23,38 +19,195 @@
     <w:p>
       <w:pPr>
         <w:bidi/>
-        <w:spacing w:before="0" w:after="120"/>
+        <w:spacing w:after="40"/>
         <w:jc w:val="right"/>
       </w:pPr>
       <w:r>
         <w:rPr>
-          <w:rFonts w:ascii="Arial" w:hAnsi="Arial"/>
-          <w:b w:val="0"/>
-          <w:i w:val="0"/>
-          <w:color w:val="64748B"/>
-          <w:sz w:val="18"/>
-          <w:rtl/>
+          <w:b/>
+          <w:color w:val="4F46E5"/>
+          <w:sz w:val="24"/>
+          <w:rtl w:val="1"/>
         </w:rPr>
-        <w:t>DevOps  ·  054-5433696  ·  mathewguralskiy@gmail.com  ·  matveyguralskiy.com  ·  github.com/MatveyGuralskiy  ·  ישראל</w:t>
+        <w:t>מהנדס DevOps / SRE — ענן B2C בקנה מידה גבוה</w:t>
       </w:r>
     </w:p>
     <w:p>
       <w:pPr>
         <w:bidi/>
-        <w:spacing w:before="200" w:after="60"/>
+        <w:spacing w:after="40"/>
+        <w:jc w:val="right"/>
         <w:pBdr>
-          <w:bottom w:val="single" w:sz="6" w:space="4" w:color="818CF8"/>
+          <w:bottom w:val="single" w:sz="6" w:space="2" w:color="4f46e5"/>
         </w:pBdr>
+      </w:pPr>
+      <w:r>
+        <w:rPr>
+          <w:b w:val="0"/>
+          <w:color w:val="5B6472"/>
+          <w:sz w:val="18"/>
+          <w:rtl w:val="1"/>
+        </w:rPr>
+        <w:t>ישראל  •  054-5433696  •  mathewguralskiy@gmail.com  •  matveyguralskiy.com  •  github.com/MatveyGuralskiy</w:t>
+      </w:r>
+    </w:p>
+    <w:p>
+      <w:pPr>
+        <w:bidi/>
+        <w:spacing w:before="140" w:after="60"/>
+        <w:jc w:val="right"/>
+        <w:pBdr>
+          <w:bottom w:val="single" w:sz="6" w:space="2" w:color="4f46e5"/>
+        </w:pBdr>
+      </w:pPr>
+      <w:r>
+        <w:rPr>
+          <w:b/>
+          <w:color w:val="4F46E5"/>
+          <w:sz w:val="22"/>
+          <w:rtl w:val="1"/>
+        </w:rPr>
+        <w:t>סיכום מקצועי</w:t>
+      </w:r>
+    </w:p>
+    <w:p>
+      <w:pPr>
+        <w:bidi/>
         <w:jc w:val="right"/>
       </w:pPr>
       <w:r>
         <w:rPr>
-          <w:rFonts w:ascii="Arial" w:hAnsi="Arial"/>
+          <w:b w:val="0"/>
+          <w:sz w:val="19"/>
+          <w:rtl w:val="1"/>
+        </w:rPr>
+        <w:t xml:space="preserve">מהנדס DevOps ו-SRE עם ניסיון של </w:t>
+      </w:r>
+      <w:r>
+        <w:rPr>
           <w:b/>
-          <w:i w:val="0"/>
-          <w:color w:val="818CF8"/>
-          <w:sz w:val="20"/>
-          <w:rtl/>
+          <w:sz w:val="19"/>
+          <w:rtl w:val="1"/>
+        </w:rPr>
+        <w:t>2+ שנים</w:t>
+      </w:r>
+      <w:r>
+        <w:rPr>
+          <w:b w:val="0"/>
+          <w:sz w:val="19"/>
+          <w:rtl w:val="1"/>
+        </w:rPr>
+        <w:t xml:space="preserve"> בבניית תשתיות </w:t>
+      </w:r>
+      <w:r>
+        <w:rPr>
+          <w:b/>
+          <w:sz w:val="19"/>
+          <w:rtl w:val="1"/>
+        </w:rPr>
+        <w:t>זמינות-גבוהה ובעלות latency נמוך</w:t>
+      </w:r>
+      <w:r>
+        <w:rPr>
+          <w:b w:val="0"/>
+          <w:sz w:val="19"/>
+          <w:rtl w:val="1"/>
+        </w:rPr>
+        <w:t xml:space="preserve"> עבור פלטפורמות </w:t>
+      </w:r>
+      <w:r>
+        <w:rPr>
+          <w:b/>
+          <w:sz w:val="19"/>
+          <w:rtl w:val="1"/>
+        </w:rPr>
+        <w:t>בתעבורה גבוהה</w:t>
+      </w:r>
+      <w:r>
+        <w:rPr>
+          <w:b w:val="0"/>
+          <w:sz w:val="19"/>
+          <w:rtl w:val="1"/>
+        </w:rPr>
+        <w:t xml:space="preserve"> ב-AWS וב-GCP. משיק </w:t>
+      </w:r>
+      <w:r>
+        <w:rPr>
+          <w:b/>
+          <w:sz w:val="19"/>
+          <w:rtl w:val="1"/>
+        </w:rPr>
+        <w:t>מוצרי B2C</w:t>
+      </w:r>
+      <w:r>
+        <w:rPr>
+          <w:b w:val="0"/>
+          <w:sz w:val="19"/>
+          <w:rtl w:val="1"/>
+        </w:rPr>
+        <w:t xml:space="preserve"> מקצה לקצה — מ-backend serverless לאפליקציות עם משתמשים חיים ב-App Store ועד אפליקציות web לתחבורה ציבורית בקנה מידה של Moovit. מומחיות עמוקה ב-</w:t>
+      </w:r>
+      <w:r>
+        <w:rPr>
+          <w:b/>
+          <w:sz w:val="19"/>
+        </w:rPr>
+        <w:t>Kubernetes</w:t>
+      </w:r>
+      <w:r>
+        <w:rPr>
+          <w:b w:val="0"/>
+          <w:sz w:val="19"/>
+        </w:rPr>
+        <w:t xml:space="preserve">, </w:t>
+      </w:r>
+      <w:r>
+        <w:rPr>
+          <w:b/>
+          <w:sz w:val="19"/>
+        </w:rPr>
+        <w:t>CI/CD</w:t>
+      </w:r>
+      <w:r>
+        <w:rPr>
+          <w:b w:val="0"/>
+          <w:sz w:val="19"/>
+          <w:rtl w:val="1"/>
+        </w:rPr>
+        <w:t xml:space="preserve"> מלא, GitOps ו-IaC, לצד הנדסת אמינות מעשית (מוניטורינג, SLA, on-call). </w:t>
+      </w:r>
+      <w:r>
+        <w:rPr>
+          <w:b/>
+          <w:sz w:val="19"/>
+          <w:rtl w:val="1"/>
+        </w:rPr>
+        <w:t>מחזיק ב-10 הסמכות ענן</w:t>
+      </w:r>
+      <w:r>
+        <w:rPr>
+          <w:b w:val="0"/>
+          <w:sz w:val="19"/>
+          <w:rtl w:val="1"/>
+        </w:rPr>
+        <w:t>, כולל רמות Professional של AWS ו-GCP.</w:t>
+      </w:r>
+    </w:p>
+    <w:p>
+      <w:pPr>
+        <w:bidi/>
+        <w:spacing w:before="140" w:after="60"/>
+        <w:jc w:val="right"/>
+        <w:pBdr>
+          <w:bottom w:val="single" w:sz="6" w:space="2" w:color="4f46e5"/>
+        </w:pBdr>
+      </w:pPr>
+      <w:r>
+        <w:rPr>
+          <w:b/>
+          <w:color w:val="4F46E5"/>
+          <w:sz w:val="22"/>
+          <w:rtl w:val="1"/>
         </w:rPr>
         <w:t>כישורים</w:t>
       </w:r>
@@ -62,28 +215,68 @@
     <w:p>
       <w:pPr>
         <w:bidi/>
-        <w:spacing w:before="40" w:after="20"/>
+        <w:spacing w:after="20"/>
         <w:jc w:val="right"/>
       </w:pPr>
       <w:r>
         <w:rPr>
-          <w:rFonts w:ascii="Arial" w:hAnsi="Arial"/>
           <w:b/>
-          <w:i w:val="0"/>
-          <w:color w:val="64748B"/>
-          <w:sz w:val="18"/>
-          <w:rtl/>
+          <w:color w:val="4F46E5"/>
+          <w:sz w:val="19"/>
+          <w:rtl w:val="1"/>
         </w:rPr>
-        <w:t xml:space="preserve">ענן: </w:t>
+        <w:t xml:space="preserve">ליבה:  </w:t>
       </w:r>
       <w:r>
         <w:rPr>
-          <w:rFonts w:ascii="Arial" w:hAnsi="Arial"/>
           <w:b w:val="0"/>
-          <w:i w:val="0"/>
-          <w:color w:val="334155"/>
-          <w:sz w:val="18"/>
-          <w:rtl/>
+          <w:sz w:val="19"/>
+        </w:rPr>
+        <w:t>AWS · Kubernetes (EKS) · Linux · CI/CD · Terraform · Python / Bash</w:t>
+      </w:r>
+    </w:p>
+    <w:p>
+      <w:pPr>
+        <w:bidi/>
+        <w:spacing w:after="20"/>
+        <w:jc w:val="right"/>
+      </w:pPr>
+      <w:r>
+        <w:rPr>
+          <w:b/>
+          <w:color w:val="4F46E5"/>
+          <w:sz w:val="19"/>
+          <w:rtl w:val="1"/>
+        </w:rPr>
+        <w:t xml:space="preserve">אמינות:  </w:t>
+      </w:r>
+      <w:r>
+        <w:rPr>
+          <w:b w:val="0"/>
+          <w:sz w:val="19"/>
+        </w:rPr>
+        <w:t>Prometheus · Grafana · Fluentd · SLA / SLO · On-call · Autoscaling</w:t>
+      </w:r>
+    </w:p>
+    <w:p>
+      <w:pPr>
+        <w:bidi/>
+        <w:spacing w:after="20"/>
+        <w:jc w:val="right"/>
+      </w:pPr>
+      <w:r>
+        <w:rPr>
+          <w:b/>
+          <w:color w:val="12151C"/>
+          <w:sz w:val="19"/>
+          <w:rtl w:val="1"/>
+        </w:rPr>
+        <w:t xml:space="preserve">ענן:  </w:t>
+      </w:r>
+      <w:r>
+        <w:rPr>
+          <w:b w:val="0"/>
+          <w:sz w:val="19"/>
         </w:rPr>
         <w:t>AWS · GCP · Azure</w:t>
       </w:r>
@@ -91,28 +284,22 @@
     <w:p>
       <w:pPr>
         <w:bidi/>
-        <w:spacing w:before="40" w:after="20"/>
+        <w:spacing w:after="20"/>
         <w:jc w:val="right"/>
       </w:pPr>
       <w:r>
         <w:rPr>
-          <w:rFonts w:ascii="Arial" w:hAnsi="Arial"/>
           <w:b/>
-          <w:i w:val="0"/>
-          <w:color w:val="64748B"/>
-          <w:sz w:val="18"/>
-          <w:rtl/>
+          <w:color w:val="12151C"/>
+          <w:sz w:val="19"/>
+          <w:rtl w:val="1"/>
         </w:rPr>
-        <w:t xml:space="preserve">IaC וקינפוג: </w:t>
+        <w:t xml:space="preserve">IaC וקינפוג:  </w:t>
       </w:r>
       <w:r>
         <w:rPr>
-          <w:rFonts w:ascii="Arial" w:hAnsi="Arial"/>
           <w:b w:val="0"/>
-          <w:i w:val="0"/>
-          <w:color w:val="334155"/>
-          <w:sz w:val="18"/>
-          <w:rtl/>
+          <w:sz w:val="19"/>
         </w:rPr>
         <w:t>Terraform · Terragrunt · Ansible · Helm</w:t>
       </w:r>
@@ -120,28 +307,22 @@
     <w:p>
       <w:pPr>
         <w:bidi/>
-        <w:spacing w:before="40" w:after="20"/>
+        <w:spacing w:after="20"/>
         <w:jc w:val="right"/>
       </w:pPr>
       <w:r>
         <w:rPr>
-          <w:rFonts w:ascii="Arial" w:hAnsi="Arial"/>
           <w:b/>
-          <w:i w:val="0"/>
-          <w:color w:val="64748B"/>
-          <w:sz w:val="18"/>
-          <w:rtl/>
+          <w:color w:val="12151C"/>
+          <w:sz w:val="19"/>
+          <w:rtl w:val="1"/>
         </w:rPr>
-        <w:t xml:space="preserve">קונטיינרים וקוברנטיס: </w:t>
+        <w:t xml:space="preserve">קונטיינרים:  </w:t>
       </w:r>
       <w:r>
         <w:rPr>
-          <w:rFonts w:ascii="Arial" w:hAnsi="Arial"/>
           <w:b w:val="0"/>
-          <w:i w:val="0"/>
-          <w:color w:val="334155"/>
-          <w:sz w:val="18"/>
-          <w:rtl/>
+          <w:sz w:val="19"/>
         </w:rPr>
         <w:t>Kubernetes · Docker · ArgoCD · ECS · ECR · EKS</w:t>
       </w:r>
@@ -149,28 +330,21 @@
     <w:p>
       <w:pPr>
         <w:bidi/>
-        <w:spacing w:before="40" w:after="20"/>
+        <w:spacing w:after="20"/>
         <w:jc w:val="right"/>
       </w:pPr>
       <w:r>
         <w:rPr>
-          <w:rFonts w:ascii="Arial" w:hAnsi="Arial"/>
           <w:b/>
-          <w:i w:val="0"/>
-          <w:color w:val="64748B"/>
-          <w:sz w:val="18"/>
-          <w:rtl/>
+          <w:color w:val="12151C"/>
+          <w:sz w:val="19"/>
         </w:rPr>
-        <w:t xml:space="preserve">CI/CD: </w:t>
+        <w:t xml:space="preserve">CI / CD:  </w:t>
       </w:r>
       <w:r>
         <w:rPr>
-          <w:rFonts w:ascii="Arial" w:hAnsi="Arial"/>
           <w:b w:val="0"/>
-          <w:i w:val="0"/>
-          <w:color w:val="334155"/>
-          <w:sz w:val="18"/>
-          <w:rtl/>
+          <w:sz w:val="19"/>
         </w:rPr>
         <w:t>Jenkins · GitHub Actions · GitLab CI · Bitbucket · Azure DevOps</w:t>
       </w:r>
@@ -178,922 +352,585 @@
     <w:p>
       <w:pPr>
         <w:bidi/>
-        <w:spacing w:before="40" w:after="20"/>
+        <w:spacing w:after="20"/>
         <w:jc w:val="right"/>
       </w:pPr>
       <w:r>
         <w:rPr>
-          <w:rFonts w:ascii="Arial" w:hAnsi="Arial"/>
           <w:b/>
-          <w:i w:val="0"/>
-          <w:color w:val="64748B"/>
-          <w:sz w:val="18"/>
-          <w:rtl/>
+          <w:color w:val="12151C"/>
+          <w:sz w:val="19"/>
+          <w:rtl w:val="1"/>
         </w:rPr>
-        <w:t xml:space="preserve">מוניטורינג: </w:t>
+        <w:t xml:space="preserve">פיתוח:  </w:t>
       </w:r>
       <w:r>
         <w:rPr>
-          <w:rFonts w:ascii="Arial" w:hAnsi="Arial"/>
           <w:b w:val="0"/>
-          <w:i w:val="0"/>
-          <w:color w:val="334155"/>
-          <w:sz w:val="18"/>
-          <w:rtl/>
+          <w:sz w:val="19"/>
         </w:rPr>
-        <w:t>Prometheus · Grafana · Fluentd</w:t>
+        <w:t>Python · Bash · Flask · SQL · Flutter</w:t>
       </w:r>
     </w:p>
     <w:p>
       <w:pPr>
         <w:bidi/>
-        <w:spacing w:before="40" w:after="20"/>
+        <w:spacing w:after="20"/>
         <w:jc w:val="right"/>
       </w:pPr>
       <w:r>
         <w:rPr>
-          <w:rFonts w:ascii="Arial" w:hAnsi="Arial"/>
           <w:b/>
-          <w:i w:val="0"/>
-          <w:color w:val="64748B"/>
-          <w:sz w:val="18"/>
-          <w:rtl/>
+          <w:color w:val="12151C"/>
+          <w:sz w:val="19"/>
+          <w:rtl w:val="1"/>
         </w:rPr>
-        <w:t xml:space="preserve">אוטומציה של פלאטפורמה: </w:t>
+        <w:t xml:space="preserve">AI ואוטומציה:  </w:t>
       </w:r>
       <w:r>
         <w:rPr>
-          <w:rFonts w:ascii="Arial" w:hAnsi="Arial"/>
           <w:b w:val="0"/>
-          <w:i w:val="0"/>
-          <w:color w:val="334155"/>
-          <w:sz w:val="18"/>
-          <w:rtl/>
+          <w:sz w:val="19"/>
         </w:rPr>
-        <w:t>Torque (Quali)</w:t>
+        <w:t>Claude Code · Cursor · AWS Bedrock · Gemini</w:t>
       </w:r>
     </w:p>
     <w:p>
       <w:pPr>
         <w:bidi/>
-        <w:spacing w:before="40" w:after="20"/>
+        <w:spacing w:before="140" w:after="60"/>
         <w:jc w:val="right"/>
+        <w:pBdr>
+          <w:bottom w:val="single" w:sz="6" w:space="2" w:color="4f46e5"/>
+        </w:pBdr>
       </w:pPr>
       <w:r>
         <w:rPr>
-          <w:rFonts w:ascii="Arial" w:hAnsi="Arial"/>
           <w:b/>
-          <w:i w:val="0"/>
-          <w:color w:val="64748B"/>
-          <w:sz w:val="18"/>
-          <w:rtl/>
-        </w:rPr>
-        <w:t xml:space="preserve">פיתוח: </w:t>
-      </w:r>
-      <w:r>
-        <w:rPr>
-          <w:rFonts w:ascii="Arial" w:hAnsi="Arial"/>
-          <w:b w:val="0"/>
-          <w:i w:val="0"/>
-          <w:color w:val="334155"/>
-          <w:sz w:val="18"/>
-          <w:rtl/>
-        </w:rPr>
-        <w:t>Python · Bash · Flutter · Flask · SQL</w:t>
-      </w:r>
-    </w:p>
-    <w:p>
-      <w:pPr>
-        <w:bidi/>
-        <w:spacing w:before="40" w:after="20"/>
-        <w:jc w:val="right"/>
-      </w:pPr>
-      <w:r>
-        <w:rPr>
-          <w:rFonts w:ascii="Arial" w:hAnsi="Arial"/>
-          <w:b/>
-          <w:i w:val="0"/>
-          <w:color w:val="64748B"/>
-          <w:sz w:val="18"/>
-          <w:rtl/>
-        </w:rPr>
-        <w:t xml:space="preserve">AI ואוטומציה: </w:t>
-      </w:r>
-      <w:r>
-        <w:rPr>
-          <w:rFonts w:ascii="Arial" w:hAnsi="Arial"/>
-          <w:b w:val="0"/>
-          <w:i w:val="0"/>
-          <w:color w:val="334155"/>
-          <w:sz w:val="18"/>
-          <w:rtl/>
-        </w:rPr>
-        <w:t>Gemini AI · Claude Code · Cursor AI · AWS Bedrock</w:t>
-      </w:r>
-    </w:p>
-    <w:p>
-      <w:pPr>
-        <w:bidi/>
-        <w:spacing w:before="200" w:after="60"/>
-        <w:pBdr>
-          <w:bottom w:val="single" w:sz="6" w:space="4" w:color="818CF8"/>
-        </w:pBdr>
-        <w:jc w:val="right"/>
-      </w:pPr>
-      <w:r>
-        <w:rPr>
-          <w:rFonts w:ascii="Arial" w:hAnsi="Arial"/>
-          <w:b/>
-          <w:i w:val="0"/>
-          <w:color w:val="818CF8"/>
-          <w:sz w:val="20"/>
-          <w:rtl/>
-        </w:rPr>
-        <w:t>סיכום מקצועי</w:t>
-      </w:r>
-    </w:p>
-    <w:p>
-      <w:pPr>
-        <w:bidi/>
-        <w:spacing w:before="60" w:after="60"/>
-        <w:jc w:val="right"/>
-      </w:pPr>
-      <w:r>
-        <w:rPr>
-          <w:rFonts w:ascii="Arial" w:hAnsi="Arial"/>
-          <w:b w:val="0"/>
-          <w:i w:val="0"/>
-          <w:color w:val="334155"/>
-          <w:sz w:val="19"/>
-          <w:rtl/>
-        </w:rPr>
-        <w:t>מהנדס DevOps המתמחה בתשתיות ענן ב-AWS ו-GCP עבור לקוחות ארגוניים. מיומן ב-CI/CD מלא, GitOps, IaC ואוטומציה מבוססת בינה מלאכותית. מחזיק ב-10 הסמכות ענן כולל רמות Professional של AWS ו-GCP.</w:t>
-      </w:r>
-    </w:p>
-    <w:p>
-      <w:pPr>
-        <w:bidi/>
-        <w:spacing w:before="200" w:after="60"/>
-        <w:pBdr>
-          <w:bottom w:val="single" w:sz="6" w:space="4" w:color="818CF8"/>
-        </w:pBdr>
-        <w:jc w:val="right"/>
-      </w:pPr>
-      <w:r>
-        <w:rPr>
-          <w:rFonts w:ascii="Arial" w:hAnsi="Arial"/>
-          <w:b/>
-          <w:i w:val="0"/>
-          <w:color w:val="818CF8"/>
-          <w:sz w:val="20"/>
-          <w:rtl/>
+          <w:color w:val="4F46E5"/>
+          <w:sz w:val="22"/>
+          <w:rtl w:val="1"/>
         </w:rPr>
         <w:t>ניסיון תעסוקתי</w:t>
       </w:r>
     </w:p>
     <w:p>
       <w:pPr>
+        <w:tabs>
+          <w:tab w:pos="10318" w:val="left"/>
+        </w:tabs>
         <w:bidi/>
-        <w:spacing w:before="120" w:after="20"/>
+        <w:spacing w:before="60"/>
         <w:jc w:val="right"/>
       </w:pPr>
       <w:r>
         <w:rPr>
-          <w:rFonts w:ascii="Arial" w:hAnsi="Arial"/>
           <w:b/>
-          <w:i w:val="0"/>
-          <w:color w:val="0F172A"/>
           <w:sz w:val="21"/>
-          <w:rtl/>
+          <w:rtl w:val="1"/>
         </w:rPr>
-        <w:t>DevOps</w:t>
+        <w:t>מהנדס DevOps</w:t>
       </w:r>
       <w:r>
         <w:rPr>
-          <w:rFonts w:ascii="Arial" w:hAnsi="Arial"/>
           <w:b w:val="0"/>
-          <w:i w:val="0"/>
-          <w:color w:val="64748B"/>
-          <w:sz w:val="18"/>
+          <w:color w:val="5B6472"/>
+          <w:sz w:val="20"/>
+          <w:rtl w:val="1"/>
         </w:rPr>
-        <w:t xml:space="preserve">  ·  </w:t>
+        <w:t xml:space="preserve">  ·  Compie Technologies · רמת גן, ישראל · היברידי</w:t>
       </w:r>
       <w:r>
         <w:rPr>
-          <w:rFonts w:ascii="Arial" w:hAnsi="Arial"/>
           <w:b w:val="0"/>
-          <w:i w:val="0"/>
-          <w:color w:val="64748B"/>
+          <w:color w:val="5B6472"/>
           <w:sz w:val="18"/>
+          <w:rtl w:val="1"/>
         </w:rPr>
+        <w:tab/>
         <w:t>ספטמבר 2025 — הווה</w:t>
       </w:r>
     </w:p>
     <w:p>
       <w:pPr>
         <w:bidi/>
-        <w:spacing w:before="0" w:after="40"/>
+        <w:spacing w:after="40"/>
+        <w:ind w:right="227" w:hanging="227"/>
         <w:jc w:val="right"/>
       </w:pPr>
       <w:r>
         <w:rPr>
-          <w:rFonts w:ascii="Arial" w:hAnsi="Arial"/>
           <w:b w:val="0"/>
-          <w:i w:val="0"/>
-          <w:color w:val="818CF8"/>
-          <w:sz w:val="18"/>
-          <w:rtl/>
+          <w:color w:val="4F46E5"/>
+          <w:sz w:val="14"/>
         </w:rPr>
-        <w:t>Compie Technologies · רמת גן, ישראל · היברידי</w:t>
+        <w:t xml:space="preserve">▪  </w:t>
+      </w:r>
+      <w:r>
+        <w:rPr>
+          <w:b/>
+          <w:sz w:val="19"/>
+          <w:rtl w:val="1"/>
+        </w:rPr>
+        <w:t>משרד התחבורה / Maslulan</w:t>
+      </w:r>
+      <w:r>
+        <w:rPr>
+          <w:b w:val="0"/>
+          <w:sz w:val="19"/>
+          <w:rtl w:val="1"/>
+        </w:rPr>
+        <w:t xml:space="preserve"> (אפליקציית web לתחבורה ציבורית בסגנון Moovit) — סיפקתי פלטפורמה זמינה-גבוהה ובעלת latency נמוך למוצר ציבורי בתעבורה גבוהה, באמצעות ארכיטקטורת תשתית AWS מקצה לקצה עם לוגים מרכזיים, מחסנית מוניטורינג והתראות מלאה (Prometheus / Grafana) ו-pipelines של CI/CD.</w:t>
       </w:r>
     </w:p>
     <w:p>
       <w:pPr>
         <w:bidi/>
-        <w:spacing w:before="20" w:after="20"/>
-        <w:ind w:right="227"/>
+        <w:spacing w:after="40"/>
+        <w:ind w:right="227" w:hanging="227"/>
         <w:jc w:val="right"/>
       </w:pPr>
       <w:r>
         <w:rPr>
-          <w:rFonts w:ascii="Arial" w:hAnsi="Arial"/>
+          <w:b w:val="0"/>
+          <w:color w:val="4F46E5"/>
+          <w:sz w:val="14"/>
+        </w:rPr>
+        <w:t xml:space="preserve">▪  </w:t>
+      </w:r>
+      <w:r>
+        <w:rPr>
           <w:b/>
-          <w:i w:val="0"/>
-          <w:color w:val="334155"/>
           <w:sz w:val="19"/>
-          <w:rtl/>
+          <w:rtl w:val="1"/>
         </w:rPr>
         <w:t>בנק הפועלים</w:t>
       </w:r>
       <w:r>
         <w:rPr>
-          <w:rFonts w:ascii="Arial" w:hAnsi="Arial"/>
           <w:b w:val="0"/>
-          <w:i w:val="0"/>
-          <w:color w:val="334155"/>
           <w:sz w:val="19"/>
-          <w:rtl/>
+          <w:rtl w:val="1"/>
         </w:rPr>
-        <w:t xml:space="preserve"> — צוות פלטפורמה: אוטומציה עם Torque (Quali), pipelines ב-GitLab CI, ניהול אשכולות EKS ואוטומציות תשתית שונות.</w:t>
+        <w:t xml:space="preserve"> (צוות פלטפורמה) — שיפרתי את אמינות ההפצות באשכולות EKS בייצור באמצעות בניית pipelines ב-GitLab CI ואוטומציה של הקצאת סביבות עם Torque (Quali).</w:t>
       </w:r>
     </w:p>
     <w:p>
       <w:pPr>
         <w:bidi/>
-        <w:spacing w:before="20" w:after="20"/>
-        <w:ind w:right="227"/>
+        <w:spacing w:after="40"/>
+        <w:ind w:right="227" w:hanging="227"/>
         <w:jc w:val="right"/>
       </w:pPr>
       <w:r>
         <w:rPr>
-          <w:rFonts w:ascii="Arial" w:hAnsi="Arial"/>
-          <w:b/>
-          <w:i w:val="0"/>
-          <w:color w:val="334155"/>
-          <w:sz w:val="19"/>
-          <w:rtl/>
+          <w:b w:val="0"/>
+          <w:color w:val="4F46E5"/>
+          <w:sz w:val="14"/>
         </w:rPr>
-        <w:t>מפ"י</w:t>
+        <w:t xml:space="preserve">▪  </w:t>
       </w:r>
       <w:r>
         <w:rPr>
-          <w:rFonts w:ascii="Arial" w:hAnsi="Arial"/>
+          <w:b/>
+          <w:sz w:val="19"/>
+          <w:rtl w:val="1"/>
+        </w:rPr>
+        <w:t>טופוקד</w:t>
+      </w:r>
+      <w:r>
+        <w:rPr>
           <w:b w:val="0"/>
-          <w:i w:val="0"/>
-          <w:color w:val="334155"/>
           <w:sz w:val="19"/>
-          <w:rtl/>
+          <w:rtl w:val="1"/>
         </w:rPr>
-        <w:t xml:space="preserve"> — ארכיטקטורת Landing Zone: Central API Gateway, Shared Core Endpoints, Central S3 עם STS, הקמת AWS רב-חשבוני עם Terraform.</w:t>
+        <w:t xml:space="preserve"> (פלטפורמת GIS SaaS על AWS) — הרחבתי microservices מבוססי ECS באמצעות תכנון תשתית autoscaling עם Terraform ו-Bitbucket CI/CD.</w:t>
       </w:r>
     </w:p>
     <w:p>
       <w:pPr>
         <w:bidi/>
-        <w:spacing w:before="20" w:after="20"/>
-        <w:ind w:right="227"/>
+        <w:spacing w:after="40"/>
+        <w:ind w:right="227" w:hanging="227"/>
         <w:jc w:val="right"/>
       </w:pPr>
       <w:r>
         <w:rPr>
-          <w:rFonts w:ascii="Arial" w:hAnsi="Arial"/>
-          <w:b/>
-          <w:i w:val="0"/>
-          <w:color w:val="334155"/>
-          <w:sz w:val="19"/>
-          <w:rtl/>
+          <w:b w:val="0"/>
+          <w:color w:val="4F46E5"/>
+          <w:sz w:val="14"/>
         </w:rPr>
-        <w:t>טופוקד</w:t>
+        <w:t xml:space="preserve">▪  </w:t>
       </w:r>
       <w:r>
         <w:rPr>
-          <w:rFonts w:ascii="Arial" w:hAnsi="Arial"/>
+          <w:b/>
+          <w:sz w:val="19"/>
+          <w:rtl w:val="1"/>
+        </w:rPr>
+        <w:t>מפ״י</w:t>
+      </w:r>
+      <w:r>
+        <w:rPr>
           <w:b w:val="0"/>
-          <w:i w:val="0"/>
-          <w:color w:val="334155"/>
           <w:sz w:val="19"/>
-          <w:rtl/>
+          <w:rtl w:val="1"/>
         </w:rPr>
-        <w:t xml:space="preserve"> — פלטפורמת GIS על AWS: תשתית מלאה עם Terraform, CI/CD עם Bitbucket Pipelines, פריסת ECS microservices.</w:t>
+        <w:t xml:space="preserve"> — אפשרתי גישה מאובטחת בקנה מידה באמצעות ארכיטקטורת Landing Zone רב-חשבונית עם Central API Gateway, Shared Core Endpoints ו-Central S3 מבוסס STS בין חשבונות.</w:t>
+      </w:r>
+    </w:p>
+    <w:p>
+      <w:pPr>
+        <w:tabs>
+          <w:tab w:pos="10318" w:val="left"/>
+        </w:tabs>
+        <w:bidi/>
+        <w:spacing w:before="60"/>
+        <w:jc w:val="right"/>
+      </w:pPr>
+      <w:r>
+        <w:rPr>
+          <w:b/>
+          <w:sz w:val="21"/>
+          <w:rtl w:val="1"/>
+        </w:rPr>
+        <w:t>מהנדס DevOps</w:t>
+      </w:r>
+      <w:r>
+        <w:rPr>
+          <w:b w:val="0"/>
+          <w:color w:val="5B6472"/>
+          <w:sz w:val="20"/>
+          <w:rtl w:val="1"/>
+        </w:rPr>
+        <w:t xml:space="preserve">  ·  Ness Technology · ראש העין, ישראל</w:t>
+      </w:r>
+      <w:r>
+        <w:rPr>
+          <w:b w:val="0"/>
+          <w:color w:val="5B6472"/>
+          <w:sz w:val="18"/>
+          <w:rtl w:val="1"/>
+        </w:rPr>
+        <w:tab/>
+        <w:t>ספטמבר 2024 — ספטמבר 2025</w:t>
       </w:r>
     </w:p>
     <w:p>
       <w:pPr>
         <w:bidi/>
-        <w:spacing w:before="20" w:after="20"/>
-        <w:ind w:right="227"/>
+        <w:spacing w:after="40"/>
+        <w:ind w:right="227" w:hanging="227"/>
         <w:jc w:val="right"/>
       </w:pPr>
       <w:r>
         <w:rPr>
-          <w:rFonts w:ascii="Arial" w:hAnsi="Arial"/>
-          <w:b/>
-          <w:i w:val="0"/>
-          <w:color w:val="334155"/>
-          <w:sz w:val="19"/>
-          <w:rtl/>
+          <w:b w:val="0"/>
+          <w:color w:val="4F46E5"/>
+          <w:sz w:val="14"/>
         </w:rPr>
-        <w:t>משרד התחבורה</w:t>
+        <w:t xml:space="preserve">▪  </w:t>
       </w:r>
       <w:r>
         <w:rPr>
-          <w:rFonts w:ascii="Arial" w:hAnsi="Arial"/>
+          <w:b/>
+          <w:sz w:val="19"/>
+          <w:rtl w:val="1"/>
+        </w:rPr>
+        <w:t>שיכון ובינוי</w:t>
+      </w:r>
+      <w:r>
+        <w:rPr>
           <w:b w:val="0"/>
-          <w:i w:val="0"/>
-          <w:color w:val="334155"/>
           <w:sz w:val="19"/>
-          <w:rtl/>
+          <w:rtl w:val="1"/>
         </w:rPr>
-        <w:t xml:space="preserve"> — Maslulan (אפליקציית ניווט בסגנון Moovit): פריסת תשתית מקצה לקצה, לוגים מרכזיים, מוניטורינג ו-CI/CD מלא.</w:t>
+        <w:t xml:space="preserve"> — הקמתי תשתית AWS ברמת ייצור מאפס באמצעות קידוד מלא (IaC) עם Terraform ו-GitHub Actions CI/CD.</w:t>
       </w:r>
     </w:p>
     <w:p>
       <w:pPr>
         <w:bidi/>
-        <w:spacing w:before="20" w:after="20"/>
-        <w:ind w:right="227"/>
+        <w:spacing w:after="40"/>
+        <w:ind w:right="227" w:hanging="227"/>
         <w:jc w:val="right"/>
       </w:pPr>
       <w:r>
         <w:rPr>
-          <w:rFonts w:ascii="Arial" w:hAnsi="Arial"/>
-          <w:b/>
-          <w:i w:val="0"/>
-          <w:color w:val="334155"/>
-          <w:sz w:val="19"/>
-          <w:rtl/>
+          <w:b w:val="0"/>
+          <w:color w:val="4F46E5"/>
+          <w:sz w:val="14"/>
         </w:rPr>
-        <w:t>משרד המשפטים</w:t>
+        <w:t xml:space="preserve">▪  </w:t>
       </w:r>
       <w:r>
         <w:rPr>
-          <w:rFonts w:ascii="Arial" w:hAnsi="Arial"/>
           <w:b w:val="0"/>
-          <w:i w:val="0"/>
-          <w:color w:val="334155"/>
           <w:sz w:val="19"/>
-          <w:rtl/>
+          <w:rtl w:val="1"/>
         </w:rPr>
-        <w:t xml:space="preserve"> — אוטומציות פלטפורמה עם Torque (Quali) ו-Terraform לניהול סביבות ותהליכי governance.</w:t>
+        <w:t>חיזקתי את מצב האמינות והאבטחה של ארגון AWS רב-חשבוני באמצעות אכיפת Service Control Policies (SCP) ו-IAM least-privilege יחד עם צוות האבטחה.</w:t>
       </w:r>
     </w:p>
     <w:p>
       <w:pPr>
         <w:bidi/>
-        <w:spacing w:before="20" w:after="20"/>
-        <w:ind w:right="227"/>
+        <w:spacing w:after="40"/>
+        <w:ind w:right="227" w:hanging="227"/>
         <w:jc w:val="right"/>
       </w:pPr>
       <w:r>
         <w:rPr>
-          <w:rFonts w:ascii="Arial" w:hAnsi="Arial"/>
-          <w:b/>
-          <w:i w:val="0"/>
-          <w:color w:val="334155"/>
-          <w:sz w:val="19"/>
-          <w:rtl/>
+          <w:b w:val="0"/>
+          <w:color w:val="4F46E5"/>
+          <w:sz w:val="14"/>
         </w:rPr>
-        <w:t>תעשיה אווירית</w:t>
+        <w:t xml:space="preserve">▪  </w:t>
       </w:r>
       <w:r>
         <w:rPr>
-          <w:rFonts w:ascii="Arial" w:hAnsi="Arial"/>
           <w:b w:val="0"/>
-          <w:i w:val="0"/>
-          <w:color w:val="334155"/>
           <w:sz w:val="19"/>
-          <w:rtl/>
+          <w:rtl w:val="1"/>
         </w:rPr>
-        <w:t xml:space="preserve"> — הקמת פרויקט WordPress מלא (האתר הראשי) מאפס באמצעות Terraform ו-GitHub, כולל תשתית ענן, רשת, אחסון ופריסה מלאה.</w:t>
+        <w:t>שיפרתי את תגובת האירועים (incident response) בין הסביבות באמצעות בניית לוגים מרכזיים והתראות ותמיכה בתורנויות on-call.</w:t>
       </w:r>
     </w:p>
     <w:p>
       <w:pPr>
         <w:bidi/>
-        <w:spacing w:before="120" w:after="20"/>
+        <w:spacing w:before="140" w:after="60"/>
         <w:jc w:val="right"/>
+        <w:pBdr>
+          <w:bottom w:val="single" w:sz="6" w:space="2" w:color="4f46e5"/>
+        </w:pBdr>
       </w:pPr>
       <w:r>
         <w:rPr>
-          <w:rFonts w:ascii="Arial" w:hAnsi="Arial"/>
           <w:b/>
-          <w:i w:val="0"/>
-          <w:color w:val="0F172A"/>
-          <w:sz w:val="21"/>
-          <w:rtl/>
-        </w:rPr>
-        <w:t>DevOps</w:t>
-      </w:r>
-      <w:r>
-        <w:rPr>
-          <w:rFonts w:ascii="Arial" w:hAnsi="Arial"/>
-          <w:b w:val="0"/>
-          <w:i w:val="0"/>
-          <w:color w:val="64748B"/>
-          <w:sz w:val="18"/>
-        </w:rPr>
-        <w:t xml:space="preserve">  ·  </w:t>
-      </w:r>
-      <w:r>
-        <w:rPr>
-          <w:rFonts w:ascii="Arial" w:hAnsi="Arial"/>
-          <w:b w:val="0"/>
-          <w:i w:val="0"/>
-          <w:color w:val="64748B"/>
-          <w:sz w:val="18"/>
-        </w:rPr>
-        <w:t>2024 — 2025</w:t>
-      </w:r>
-    </w:p>
-    <w:p>
-      <w:pPr>
-        <w:bidi/>
-        <w:spacing w:before="0" w:after="40"/>
-        <w:jc w:val="right"/>
-      </w:pPr>
-      <w:r>
-        <w:rPr>
-          <w:rFonts w:ascii="Arial" w:hAnsi="Arial"/>
-          <w:b w:val="0"/>
-          <w:i w:val="0"/>
-          <w:color w:val="818CF8"/>
-          <w:sz w:val="18"/>
-          <w:rtl/>
-        </w:rPr>
-        <w:t>Ness Technology · ראש העין, ישראל</w:t>
-      </w:r>
-    </w:p>
-    <w:p>
-      <w:pPr>
-        <w:bidi/>
-        <w:spacing w:before="20" w:after="20"/>
-        <w:ind w:right="227"/>
-        <w:jc w:val="right"/>
-      </w:pPr>
-      <w:r>
-        <w:rPr>
-          <w:rFonts w:ascii="Arial" w:hAnsi="Arial"/>
-          <w:b/>
-          <w:i w:val="0"/>
-          <w:color w:val="334155"/>
-          <w:sz w:val="19"/>
-          <w:rtl/>
-        </w:rPr>
-        <w:t>שיכון ובינוי</w:t>
-      </w:r>
-      <w:r>
-        <w:rPr>
-          <w:rFonts w:ascii="Arial" w:hAnsi="Arial"/>
-          <w:b w:val="0"/>
-          <w:i w:val="0"/>
-          <w:color w:val="334155"/>
-          <w:sz w:val="19"/>
-          <w:rtl/>
-        </w:rPr>
-        <w:t xml:space="preserve"> — עיצוב ארכיטקטורת ענן מאפס ב-AWS, הקמת תשתית מלאה עם Terraform ו-GitHub Actions CI/CD.</w:t>
-      </w:r>
-    </w:p>
-    <w:p>
-      <w:pPr>
-        <w:bidi/>
-        <w:spacing w:before="20" w:after="20"/>
-        <w:ind w:right="227"/>
-        <w:jc w:val="right"/>
-      </w:pPr>
-      <w:r>
-        <w:rPr>
-          <w:rFonts w:ascii="Arial" w:hAnsi="Arial"/>
-          <w:b w:val="0"/>
-          <w:i w:val="0"/>
-          <w:color w:val="334155"/>
-          <w:sz w:val="19"/>
-          <w:rtl/>
-        </w:rPr>
-      </w:r>
-      <w:r>
-        <w:rPr>
-          <w:rFonts w:ascii="Arial" w:hAnsi="Arial"/>
-          <w:b w:val="0"/>
-          <w:i w:val="0"/>
-          <w:color w:val="334155"/>
-          <w:sz w:val="19"/>
-          <w:rtl/>
-        </w:rPr>
-        <w:t>ניהול ואכיפת AWS Service Control Policies (SCP) על פני ארגון רב-חשבוני לאבטחה וממשל.</w:t>
-      </w:r>
-    </w:p>
-    <w:p>
-      <w:pPr>
-        <w:bidi/>
-        <w:spacing w:before="20" w:after="20"/>
-        <w:ind w:right="227"/>
-        <w:jc w:val="right"/>
-      </w:pPr>
-      <w:r>
-        <w:rPr>
-          <w:rFonts w:ascii="Arial" w:hAnsi="Arial"/>
-          <w:b w:val="0"/>
-          <w:i w:val="0"/>
-          <w:color w:val="334155"/>
-          <w:sz w:val="19"/>
-          <w:rtl/>
-        </w:rPr>
-      </w:r>
-      <w:r>
-        <w:rPr>
-          <w:rFonts w:ascii="Arial" w:hAnsi="Arial"/>
-          <w:b w:val="0"/>
-          <w:i w:val="0"/>
-          <w:color w:val="334155"/>
-          <w:sz w:val="19"/>
-          <w:rtl/>
-        </w:rPr>
-        <w:t>עבודה צמודה עם צוות האבטחה לחיזוק תשתיות, יישום IAM best practices ועמידה בדרישות compliance.</w:t>
-      </w:r>
-    </w:p>
-    <w:p>
-      <w:pPr>
-        <w:bidi/>
-        <w:spacing w:before="20" w:after="20"/>
-        <w:ind w:right="227"/>
-        <w:jc w:val="right"/>
-      </w:pPr>
-      <w:r>
-        <w:rPr>
-          <w:rFonts w:ascii="Arial" w:hAnsi="Arial"/>
-          <w:b w:val="0"/>
-          <w:i w:val="0"/>
-          <w:color w:val="334155"/>
-          <w:sz w:val="19"/>
-          <w:rtl/>
-        </w:rPr>
-      </w:r>
-      <w:r>
-        <w:rPr>
-          <w:rFonts w:ascii="Arial" w:hAnsi="Arial"/>
-          <w:b w:val="0"/>
-          <w:i w:val="0"/>
-          <w:color w:val="334155"/>
-          <w:sz w:val="19"/>
-          <w:rtl/>
-        </w:rPr>
-        <w:t>בניית Terraform/Terragrunt modules לשימוש חוזר ו-CI/CD pipelines על פני Jenkins, GitHub Actions, GitLab CI, Bitbucket ו-Azure DevOps.</w:t>
-      </w:r>
-    </w:p>
-    <w:p>
-      <w:pPr>
-        <w:bidi/>
-        <w:spacing w:before="20" w:after="20"/>
-        <w:ind w:right="227"/>
-        <w:jc w:val="right"/>
-      </w:pPr>
-      <w:r>
-        <w:rPr>
-          <w:rFonts w:ascii="Arial" w:hAnsi="Arial"/>
-          <w:b w:val="0"/>
-          <w:i w:val="0"/>
-          <w:color w:val="334155"/>
-          <w:sz w:val="19"/>
-          <w:rtl/>
-        </w:rPr>
-      </w:r>
-      <w:r>
-        <w:rPr>
-          <w:rFonts w:ascii="Arial" w:hAnsi="Arial"/>
-          <w:b w:val="0"/>
-          <w:i w:val="0"/>
-          <w:color w:val="334155"/>
-          <w:sz w:val="19"/>
-          <w:rtl/>
-        </w:rPr>
-        <w:t>ניהול אשכולות Kubernetes (EKS/GKE) עם ArgoCD GitOps ו-Helm לפריסות ללא downtime.</w:t>
-      </w:r>
-    </w:p>
-    <w:p>
-      <w:pPr>
-        <w:bidi/>
-        <w:spacing w:before="200" w:after="60"/>
-        <w:pBdr>
-          <w:bottom w:val="single" w:sz="6" w:space="4" w:color="818CF8"/>
-        </w:pBdr>
-        <w:jc w:val="right"/>
-      </w:pPr>
-      <w:r>
-        <w:rPr>
-          <w:rFonts w:ascii="Arial" w:hAnsi="Arial"/>
-          <w:b/>
-          <w:i w:val="0"/>
-          <w:color w:val="818CF8"/>
-          <w:sz w:val="20"/>
-          <w:rtl/>
+          <w:color w:val="4F46E5"/>
+          <w:sz w:val="22"/>
+          <w:rtl w:val="1"/>
         </w:rPr>
         <w:t>פרויקטים</w:t>
       </w:r>
     </w:p>
     <w:p>
       <w:pPr>
+        <w:tabs>
+          <w:tab w:pos="10318" w:val="left"/>
+        </w:tabs>
         <w:bidi/>
-        <w:spacing w:before="100" w:after="20"/>
+        <w:spacing w:before="60"/>
         <w:jc w:val="right"/>
       </w:pPr>
       <w:r>
         <w:rPr>
-          <w:rFonts w:ascii="Arial" w:hAnsi="Arial"/>
           <w:b/>
-          <w:i w:val="0"/>
-          <w:color w:val="0F172A"/>
           <w:sz w:val="20"/>
-          <w:rtl/>
+          <w:rtl w:val="1"/>
         </w:rPr>
         <w:t>Fivory — אפליקציית הרגלים ופרודוקטיביות</w:t>
       </w:r>
       <w:r>
         <w:rPr>
-          <w:rFonts w:ascii="Arial" w:hAnsi="Arial"/>
           <w:b w:val="0"/>
-          <w:i w:val="0"/>
-          <w:color w:val="818CF8"/>
-          <w:sz w:val="17"/>
+          <w:color w:val="4F46E5"/>
+          <w:sz w:val="18"/>
+          <w:rtl w:val="1"/>
         </w:rPr>
-        <w:t xml:space="preserve">  fivory.net</w:t>
+        <w:t xml:space="preserve">   500+ משתמשים · iOS + Android</w:t>
+      </w:r>
+      <w:r>
+        <w:rPr>
+          <w:b w:val="0"/>
+          <w:color w:val="5B6472"/>
+          <w:sz w:val="18"/>
+        </w:rPr>
+        <w:tab/>
+        <w:t>fivory.net</w:t>
       </w:r>
     </w:p>
     <w:p>
       <w:pPr>
         <w:bidi/>
-        <w:spacing w:before="0" w:after="40"/>
+        <w:spacing w:after="40"/>
         <w:jc w:val="right"/>
       </w:pPr>
       <w:r>
         <w:rPr>
-          <w:rFonts w:ascii="Arial" w:hAnsi="Arial"/>
           <w:b w:val="0"/>
-          <w:i/>
-          <w:color w:val="818CF8"/>
-          <w:sz w:val="17"/>
+          <w:sz w:val="19"/>
+          <w:rtl w:val="1"/>
         </w:rPr>
-        <w:t>Flutter · AWS Lambda · API Gateway · DynamoDB · Cognito · S3 · CloudFront · iOS · Android</w:t>
+        <w:t xml:space="preserve">השקתי </w:t>
+      </w:r>
+      <w:r>
+        <w:rPr>
+          <w:b/>
+          <w:sz w:val="19"/>
+          <w:rtl w:val="1"/>
+        </w:rPr>
+        <w:t>מוצר B2C</w:t>
+      </w:r>
+      <w:r>
+        <w:rPr>
+          <w:b w:val="0"/>
+          <w:sz w:val="19"/>
+          <w:rtl w:val="1"/>
+        </w:rPr>
+        <w:t xml:space="preserve"> ל-500+ משתמשים פעילים כמייסד יחיד, על backend serverless בעל latency נמוך ב-AWS (Lambda · API Gateway · DynamoDB · Cognito) עם IAM least-privilege ואספקת CDN גלובלית דרך CloudFront.</w:t>
+      </w:r>
+    </w:p>
+    <w:p>
+      <w:pPr>
+        <w:tabs>
+          <w:tab w:pos="10318" w:val="left"/>
+        </w:tabs>
+        <w:bidi/>
+        <w:spacing w:before="60"/>
+        <w:jc w:val="right"/>
+      </w:pPr>
+      <w:r>
+        <w:rPr>
+          <w:b/>
+          <w:sz w:val="20"/>
+          <w:rtl w:val="1"/>
+        </w:rPr>
+        <w:t>Obsid Workout — אפליקציית אימונים</w:t>
+      </w:r>
+      <w:r>
+        <w:rPr>
+          <w:b w:val="0"/>
+          <w:color w:val="4F46E5"/>
+          <w:sz w:val="18"/>
+        </w:rPr>
+        <w:t xml:space="preserve">   iOS + Android</w:t>
+      </w:r>
+      <w:r>
+        <w:rPr>
+          <w:b w:val="0"/>
+          <w:color w:val="5B6472"/>
+          <w:sz w:val="18"/>
+        </w:rPr>
+        <w:tab/>
+        <w:t>obsid.click</w:t>
       </w:r>
     </w:p>
     <w:p>
       <w:pPr>
         <w:bidi/>
-        <w:spacing w:before="0" w:after="60"/>
+        <w:spacing w:after="40"/>
         <w:jc w:val="right"/>
       </w:pPr>
       <w:r>
         <w:rPr>
-          <w:rFonts w:ascii="Arial" w:hAnsi="Arial"/>
           <w:b w:val="0"/>
-          <w:i w:val="0"/>
-          <w:color w:val="334155"/>
           <w:sz w:val="19"/>
-          <w:rtl/>
+          <w:rtl w:val="1"/>
         </w:rPr>
-        <w:t>אפליקציית מעקב הרגלים עם 500+ משתמשים פעילים ב-iOS וב-Android. backend serverless מאובטח על AWS — בנוי ומושק כמייסד יחיד.</w:t>
+        <w:t>אפליקציית כושר לצרכן עם מעקב streak והתקדמות גופנית, סופקה על backend serverless מאובטח ב-AWS עם אספקת CDN גלובלית דרך CloudFront.</w:t>
+      </w:r>
+    </w:p>
+    <w:p>
+      <w:pPr>
+        <w:tabs>
+          <w:tab w:pos="10318" w:val="left"/>
+        </w:tabs>
+        <w:bidi/>
+        <w:spacing w:before="60"/>
+        <w:jc w:val="right"/>
+      </w:pPr>
+      <w:r>
+        <w:rPr>
+          <w:b/>
+          <w:sz w:val="20"/>
+          <w:rtl w:val="1"/>
+        </w:rPr>
+        <w:t>FlaskPipeline — pipeline GitOps לייצור</w:t>
+      </w:r>
+      <w:r>
+        <w:rPr>
+          <w:b w:val="0"/>
+          <w:color w:val="5B6472"/>
+          <w:sz w:val="18"/>
+        </w:rPr>
+        <w:tab/>
+        <w:t>github.com/MatveyGuralskiy</w:t>
       </w:r>
     </w:p>
     <w:p>
       <w:pPr>
         <w:bidi/>
-        <w:spacing w:before="100" w:after="20"/>
+        <w:spacing w:after="40"/>
         <w:jc w:val="right"/>
       </w:pPr>
       <w:r>
         <w:rPr>
-          <w:rFonts w:ascii="Arial" w:hAnsi="Arial"/>
+          <w:b w:val="0"/>
+          <w:sz w:val="19"/>
+          <w:rtl w:val="1"/>
+        </w:rPr>
+        <w:t>GitOps מקצה לקצה לאפליקציית Flask על AWS EKS — Jenkins CI, GitHub Actions CD, ArgoCD, Terraform IaC ומחסנית observability מלאה של Prometheus / Grafana.</w:t>
+      </w:r>
+    </w:p>
+    <w:p>
+      <w:pPr>
+        <w:tabs>
+          <w:tab w:pos="10318" w:val="left"/>
+        </w:tabs>
+        <w:bidi/>
+        <w:spacing w:before="60"/>
+        <w:jc w:val="right"/>
+      </w:pPr>
+      <w:r>
+        <w:rPr>
           <w:b/>
-          <w:i w:val="0"/>
-          <w:color w:val="0F172A"/>
           <w:sz w:val="20"/>
-          <w:rtl/>
+          <w:rtl w:val="1"/>
         </w:rPr>
-        <w:t>Obsid Workout — אפליקציית אימון שכיבות שמיכה</w:t>
+        <w:t>DribbleData — Microservices על EKS</w:t>
       </w:r>
       <w:r>
         <w:rPr>
-          <w:rFonts w:ascii="Arial" w:hAnsi="Arial"/>
           <w:b w:val="0"/>
-          <w:i w:val="0"/>
-          <w:color w:val="818CF8"/>
-          <w:sz w:val="17"/>
+          <w:color w:val="5B6472"/>
+          <w:sz w:val="18"/>
         </w:rPr>
-        <w:t xml:space="preserve">  obsid.click</w:t>
+        <w:tab/>
+        <w:t>github.com/MatveyGuralskiy</w:t>
       </w:r>
     </w:p>
     <w:p>
       <w:pPr>
         <w:bidi/>
-        <w:spacing w:before="0" w:after="40"/>
+        <w:spacing w:after="40"/>
         <w:jc w:val="right"/>
       </w:pPr>
       <w:r>
         <w:rPr>
-          <w:rFonts w:ascii="Arial" w:hAnsi="Arial"/>
           <w:b w:val="0"/>
-          <w:i/>
-          <w:color w:val="818CF8"/>
-          <w:sz w:val="17"/>
+          <w:sz w:val="19"/>
+          <w:rtl w:val="1"/>
         </w:rPr>
-        <w:t>Flutter · AWS Lambda · API Gateway · DynamoDB · Cognito · S3 · CloudFront · iOS · Android</w:t>
+        <w:t>Microservices מבוססי Flask על AWS EKS עם CI/CD, סריקות אבטחה Trivy, לוגים עם Fluent Bit, גיבויים אוטומטיים ו-CloudFront CDN.</w:t>
       </w:r>
     </w:p>
     <w:p>
       <w:pPr>
         <w:bidi/>
-        <w:spacing w:before="0" w:after="60"/>
+        <w:spacing w:before="140" w:after="60"/>
         <w:jc w:val="right"/>
+        <w:pBdr>
+          <w:bottom w:val="single" w:sz="6" w:space="2" w:color="4f46e5"/>
+        </w:pBdr>
       </w:pPr>
       <w:r>
         <w:rPr>
-          <w:rFonts w:ascii="Arial" w:hAnsi="Arial"/>
-          <w:b w:val="0"/>
-          <w:i w:val="0"/>
-          <w:color w:val="334155"/>
-          <w:sz w:val="19"/>
-          <w:rtl/>
-        </w:rPr>
-        <w:t>אפליקציית כושר עם תוכניות אימון מותאמות, מעקב streak והתקדמות גופנית. backend serverless מאובטח על AWS עם CDN גלובלי — בנוי ומושק כמייסד יחיד.</w:t>
-      </w:r>
-    </w:p>
-    <w:p>
-      <w:pPr>
-        <w:bidi/>
-        <w:spacing w:before="100" w:after="20"/>
-        <w:jc w:val="right"/>
-      </w:pPr>
-      <w:r>
-        <w:rPr>
-          <w:rFonts w:ascii="Arial" w:hAnsi="Arial"/>
           <w:b/>
-          <w:i w:val="0"/>
-          <w:color w:val="0F172A"/>
-          <w:sz w:val="20"/>
-          <w:rtl/>
-        </w:rPr>
-        <w:t>FlaskPipeline</w:t>
-      </w:r>
-      <w:r>
-        <w:rPr>
-          <w:rFonts w:ascii="Arial" w:hAnsi="Arial"/>
-          <w:b w:val="0"/>
-          <w:i w:val="0"/>
-          <w:color w:val="818CF8"/>
-          <w:sz w:val="17"/>
-        </w:rPr>
-        <w:t xml:space="preserve">  github.com/MatveyGuralskiy</w:t>
-      </w:r>
-    </w:p>
-    <w:p>
-      <w:pPr>
-        <w:bidi/>
-        <w:spacing w:before="0" w:after="40"/>
-        <w:jc w:val="right"/>
-      </w:pPr>
-      <w:r>
-        <w:rPr>
-          <w:rFonts w:ascii="Arial" w:hAnsi="Arial"/>
-          <w:b w:val="0"/>
-          <w:i/>
-          <w:color w:val="818CF8"/>
-          <w:sz w:val="17"/>
-        </w:rPr>
-        <w:t>AWS EKS · Jenkins · GitHub Actions · ArgoCD · Ansible · Terraform · Grafana · Prometheus</w:t>
-      </w:r>
-    </w:p>
-    <w:p>
-      <w:pPr>
-        <w:bidi/>
-        <w:spacing w:before="0" w:after="60"/>
-        <w:jc w:val="right"/>
-      </w:pPr>
-      <w:r>
-        <w:rPr>
-          <w:rFonts w:ascii="Arial" w:hAnsi="Arial"/>
-          <w:b w:val="0"/>
-          <w:i w:val="0"/>
-          <w:color w:val="334155"/>
-          <w:sz w:val="19"/>
-          <w:rtl/>
-        </w:rPr>
-        <w:t>pipeline GitOps לסביבת ייצור — CI עם Jenkins, CD עם GitHub Actions, GitOps עם ArgoCD, IaC עם Terraform, מחסנית observability מלאה.</w:t>
-      </w:r>
-    </w:p>
-    <w:p>
-      <w:pPr>
-        <w:bidi/>
-        <w:spacing w:before="200" w:after="60"/>
-        <w:pBdr>
-          <w:bottom w:val="single" w:sz="6" w:space="4" w:color="818CF8"/>
-        </w:pBdr>
-        <w:jc w:val="right"/>
-      </w:pPr>
-      <w:r>
-        <w:rPr>
-          <w:rFonts w:ascii="Arial" w:hAnsi="Arial"/>
-          <w:b/>
-          <w:i w:val="0"/>
-          <w:color w:val="818CF8"/>
-          <w:sz w:val="20"/>
-          <w:rtl/>
-        </w:rPr>
-        <w:t>השכלה</w:t>
-      </w:r>
-    </w:p>
-    <w:p>
-      <w:pPr>
-        <w:bidi/>
-        <w:spacing w:before="60" w:after="20"/>
-        <w:jc w:val="right"/>
-      </w:pPr>
-      <w:r>
-        <w:rPr>
-          <w:rFonts w:ascii="Arial" w:hAnsi="Arial"/>
-          <w:b w:val="0"/>
-          <w:i w:val="0"/>
-          <w:color w:val="334155"/>
-          <w:sz w:val="19"/>
-          <w:rtl/>
-        </w:rPr>
-        <w:t>ארכיטקט ענן AWS ו-DevOps  ·  Kernelios, ראשון לציון  ·  מרץ 2024 — אוגוסט 2024</w:t>
-      </w:r>
-    </w:p>
-    <w:p>
-      <w:pPr>
-        <w:bidi/>
-        <w:spacing w:before="200" w:after="60"/>
-        <w:pBdr>
-          <w:bottom w:val="single" w:sz="6" w:space="4" w:color="818CF8"/>
-        </w:pBdr>
-        <w:jc w:val="right"/>
-      </w:pPr>
-      <w:r>
-        <w:rPr>
-          <w:rFonts w:ascii="Arial" w:hAnsi="Arial"/>
-          <w:b/>
-          <w:i w:val="0"/>
-          <w:color w:val="818CF8"/>
-          <w:sz w:val="20"/>
-          <w:rtl/>
-        </w:rPr>
-        <w:t>שירות צבאי</w:t>
-      </w:r>
-    </w:p>
-    <w:p>
-      <w:pPr>
-        <w:bidi/>
-        <w:spacing w:before="60" w:after="20"/>
-        <w:jc w:val="right"/>
-      </w:pPr>
-      <w:r>
-        <w:rPr>
-          <w:rFonts w:ascii="Arial" w:hAnsi="Arial"/>
-          <w:b w:val="0"/>
-          <w:i w:val="0"/>
-          <w:color w:val="334155"/>
-          <w:sz w:val="19"/>
-          <w:rtl/>
-        </w:rPr>
-        <w:t>משמר הגבול (מג"ב)  ·  2020 — 2023  ·  הוכר למצוינות על ידי מפקד החטיבה</w:t>
-      </w:r>
-    </w:p>
-    <w:p>
-      <w:pPr>
-        <w:bidi/>
-        <w:spacing w:before="200" w:after="60"/>
-        <w:pBdr>
-          <w:bottom w:val="single" w:sz="6" w:space="4" w:color="818CF8"/>
-        </w:pBdr>
-        <w:jc w:val="right"/>
-      </w:pPr>
-      <w:r>
-        <w:rPr>
-          <w:rFonts w:ascii="Arial" w:hAnsi="Arial"/>
-          <w:b/>
-          <w:i w:val="0"/>
-          <w:color w:val="818CF8"/>
-          <w:sz w:val="20"/>
-          <w:rtl/>
+          <w:color w:val="4F46E5"/>
+          <w:sz w:val="22"/>
+          <w:rtl w:val="1"/>
         </w:rPr>
         <w:t>הסמכות</w:t>
       </w:r>
@@ -1101,38 +938,165 @@
     <w:p>
       <w:pPr>
         <w:bidi/>
-        <w:spacing w:before="60" w:after="20"/>
+        <w:spacing w:after="40"/>
         <w:jc w:val="right"/>
       </w:pPr>
       <w:r>
         <w:rPr>
-          <w:rFonts w:ascii="Arial" w:hAnsi="Arial"/>
-          <w:b w:val="0"/>
-          <w:i w:val="0"/>
-          <w:color w:val="334155"/>
-          <w:sz w:val="18"/>
-          <w:rtl/>
+          <w:b/>
+          <w:color w:val="4F46E5"/>
+          <w:sz w:val="19"/>
+          <w:rtl w:val="1"/>
         </w:rPr>
-        <w:t>AWS Solutions Architect Professional  ·  AWS DevOps Professional  ·  AWS Solutions Architect Associate  ·  AWS Developer Associate  ·  AWS SysOps Administrator Associate  ·  GCP Cloud Architect Professional  ·  GCP Cloud DevOps Professional  ·  HashiCorp Terraform Associate 003  ·  LPI Linux Essentials + LPIC-1</w:t>
+        <w:t>10× מוסמך ענן</w:t>
+      </w:r>
+      <w:r>
+        <w:rPr>
+          <w:b/>
+          <w:sz w:val="19"/>
+          <w:rtl w:val="1"/>
+        </w:rPr>
+        <w:t xml:space="preserve"> — 5 AWS · 2 GCP (כולל Professional) · Terraform · Linux</w:t>
       </w:r>
     </w:p>
     <w:p>
       <w:pPr>
         <w:bidi/>
-        <w:spacing w:before="200" w:after="60"/>
-        <w:pBdr>
-          <w:bottom w:val="single" w:sz="6" w:space="4" w:color="818CF8"/>
-        </w:pBdr>
+        <w:spacing w:after="40"/>
         <w:jc w:val="right"/>
       </w:pPr>
       <w:r>
         <w:rPr>
-          <w:rFonts w:ascii="Arial" w:hAnsi="Arial"/>
+          <w:b w:val="0"/>
+          <w:sz w:val="19"/>
+        </w:rPr>
+        <w:t>AWS Solutions Architect — Professional   •   AWS DevOps Engineer — Professional   •   AWS Solutions Architect — Associate   •   AWS Developer — Associate   •   AWS SysOps Administrator — Associate   •   GCP Cloud Architect — Professional   •   GCP Cloud DevOps Engineer — Professional   •   HashiCorp Terraform Associate (003)   •   LPI Linux Essentials   •   LPIC-1 (Linux Administrator)</w:t>
+      </w:r>
+    </w:p>
+    <w:p>
+      <w:pPr>
+        <w:bidi/>
+        <w:spacing w:before="140" w:after="60"/>
+        <w:jc w:val="right"/>
+        <w:pBdr>
+          <w:bottom w:val="single" w:sz="6" w:space="2" w:color="4f46e5"/>
+        </w:pBdr>
+      </w:pPr>
+      <w:r>
+        <w:rPr>
           <w:b/>
-          <w:i w:val="0"/>
-          <w:color w:val="818CF8"/>
-          <w:sz w:val="20"/>
-          <w:rtl/>
+          <w:color w:val="4F46E5"/>
+          <w:sz w:val="22"/>
+          <w:rtl w:val="1"/>
+        </w:rPr>
+        <w:t>השכלה</w:t>
+      </w:r>
+    </w:p>
+    <w:p>
+      <w:pPr>
+        <w:tabs>
+          <w:tab w:pos="10318" w:val="left"/>
+        </w:tabs>
+        <w:bidi/>
+        <w:jc w:val="right"/>
+      </w:pPr>
+      <w:r>
+        <w:rPr>
+          <w:b/>
+          <w:sz w:val="19"/>
+          <w:rtl w:val="1"/>
+        </w:rPr>
+        <w:t>ארכיטקט ענן AWS ו-DevOps</w:t>
+      </w:r>
+      <w:r>
+        <w:rPr>
+          <w:b w:val="0"/>
+          <w:color w:val="5B6472"/>
+          <w:sz w:val="19"/>
+          <w:rtl w:val="1"/>
+        </w:rPr>
+        <w:t xml:space="preserve">  ·  Kernelios · ראשון לציון, ישראל</w:t>
+      </w:r>
+      <w:r>
+        <w:rPr>
+          <w:b w:val="0"/>
+          <w:color w:val="5B6472"/>
+          <w:sz w:val="18"/>
+          <w:rtl w:val="1"/>
+        </w:rPr>
+        <w:tab/>
+        <w:t>מרץ — אוגוסט 2024</w:t>
+      </w:r>
+    </w:p>
+    <w:p>
+      <w:pPr>
+        <w:bidi/>
+        <w:spacing w:before="140" w:after="60"/>
+        <w:jc w:val="right"/>
+        <w:pBdr>
+          <w:bottom w:val="single" w:sz="6" w:space="2" w:color="4f46e5"/>
+        </w:pBdr>
+      </w:pPr>
+      <w:r>
+        <w:rPr>
+          <w:b/>
+          <w:color w:val="4F46E5"/>
+          <w:sz w:val="22"/>
+          <w:rtl w:val="1"/>
+        </w:rPr>
+        <w:t>שירות צבאי</w:t>
+      </w:r>
+    </w:p>
+    <w:p>
+      <w:pPr>
+        <w:tabs>
+          <w:tab w:pos="10318" w:val="left"/>
+        </w:tabs>
+        <w:bidi/>
+        <w:jc w:val="right"/>
+      </w:pPr>
+      <w:r>
+        <w:rPr>
+          <w:b/>
+          <w:sz w:val="19"/>
+          <w:rtl w:val="1"/>
+        </w:rPr>
+        <w:t>משמר הגבול (מג״ב)</w:t>
+      </w:r>
+      <w:r>
+        <w:rPr>
+          <w:b w:val="0"/>
+          <w:color w:val="5B6472"/>
+          <w:sz w:val="19"/>
+          <w:rtl w:val="1"/>
+        </w:rPr>
+        <w:t xml:space="preserve">  ·  הוכר למצוינות על ידי מפקד החטיבה</w:t>
+      </w:r>
+      <w:r>
+        <w:rPr>
+          <w:b w:val="0"/>
+          <w:color w:val="5B6472"/>
+          <w:sz w:val="18"/>
+        </w:rPr>
+        <w:tab/>
+        <w:t>2020 — 2023</w:t>
+      </w:r>
+    </w:p>
+    <w:p>
+      <w:pPr>
+        <w:bidi/>
+        <w:spacing w:before="140" w:after="60"/>
+        <w:jc w:val="right"/>
+        <w:pBdr>
+          <w:bottom w:val="single" w:sz="6" w:space="2" w:color="4f46e5"/>
+        </w:pBdr>
+      </w:pPr>
+      <w:r>
+        <w:rPr>
+          <w:b/>
+          <w:color w:val="4F46E5"/>
+          <w:sz w:val="22"/>
+          <w:rtl w:val="1"/>
         </w:rPr>
         <w:t>שפות</w:t>
       </w:r>
@@ -1140,24 +1104,60 @@
     <w:p>
       <w:pPr>
         <w:bidi/>
-        <w:spacing w:before="60" w:after="20"/>
         <w:jc w:val="right"/>
       </w:pPr>
       <w:r>
         <w:rPr>
-          <w:rFonts w:ascii="Arial" w:hAnsi="Arial"/>
+          <w:b/>
+          <w:sz w:val="19"/>
+          <w:rtl w:val="1"/>
+        </w:rPr>
+        <w:t>אנגלית</w:t>
+      </w:r>
+      <w:r>
+        <w:rPr>
           <w:b w:val="0"/>
-          <w:i w:val="0"/>
-          <w:color w:val="334155"/>
           <w:sz w:val="19"/>
-          <w:rtl/>
+          <w:rtl w:val="1"/>
         </w:rPr>
-        <w:t>אנגלית: שליטה טובה  ·  עברית: כשפת אם  ·  רוסית: שפת אם</w:t>
+        <w:t xml:space="preserve"> — שליטה טובה    ·    </w:t>
+      </w:r>
+      <w:r>
+        <w:rPr>
+          <w:b/>
+          <w:sz w:val="19"/>
+          <w:rtl w:val="1"/>
+        </w:rPr>
+        <w:t>עברית</w:t>
+      </w:r>
+      <w:r>
+        <w:rPr>
+          <w:b w:val="0"/>
+          <w:sz w:val="19"/>
+          <w:rtl w:val="1"/>
+        </w:rPr>
+        <w:t xml:space="preserve"> — כמעט שפת אם    ·    </w:t>
+      </w:r>
+      <w:r>
+        <w:rPr>
+          <w:b/>
+          <w:sz w:val="19"/>
+          <w:rtl w:val="1"/>
+        </w:rPr>
+        <w:t>רוסית</w:t>
+      </w:r>
+      <w:r>
+        <w:rPr>
+          <w:b w:val="0"/>
+          <w:sz w:val="19"/>
+          <w:rtl w:val="1"/>
+        </w:rPr>
+        <w:t xml:space="preserve"> — שפת אם</w:t>
       </w:r>
     </w:p>
     <w:sectPr>
-      <w:pgSz w:w="12240" w:h="15840"/>
-      <w:pgMar w:top="850" w:right="1020" w:bottom="850" w:left="1020" w:header="720" w:footer="720" w:gutter="0"/>
+      <w:pgSz w:w="11906" w:h="16838"/>
+      <w:pgMar w:top="680" w:right="794" w:bottom="567" w:left="794" w:header="720" w:footer="720" w:gutter="0"/>
       <w:cols w:space="720"/>
       <w:docGrid w:linePitch="360"/>
     </w:sectPr>
@@ -1528,6 +1528,14 @@
     <w:name w:val="Normal"/>
     <w:qFormat/>
     <w:rsid w:val="00FC693F"/>
+    <w:pPr>
+      <w:spacing w:after="0" w:before="0" w:line="245" w:lineRule="auto"/>
+    </w:pPr>
+    <w:rPr>
+      <w:rFonts w:ascii="Arial" w:hAnsi="Arial"/>
+      <w:color w:val="12151C"/>
+      <w:sz w:val="20"/>
+    </w:rPr>
   </w:style>
   <w:style w:type="paragraph" w:styleId="Header">
     <w:name w:val="header"/>

--- a/PDF/resume-heb.docx
+++ b/PDF/resume-heb.docx
@@ -182,7 +182,7 @@
           <w:sz w:val="19"/>
           <w:rtl w:val="1"/>
         </w:rPr>
-        <w:t>מחזיק ב-10 הסמכות ענן</w:t>
+        <w:t>מחזיק ב-11 הסמכות</w:t>
       </w:r>
       <w:r>
         <w:rPr>
@@ -948,7 +948,7 @@
           <w:sz w:val="19"/>
           <w:rtl w:val="1"/>
         </w:rPr>
-        <w:t>10× מוסמך ענן</w:t>
+        <w:t>11× מוסמך</w:t>
       </w:r>
       <w:r>
         <w:rPr>
@@ -956,7 +956,7 @@
           <w:sz w:val="19"/>
           <w:rtl w:val="1"/>
         </w:rPr>
-        <w:t xml:space="preserve"> — 5 AWS · 2 GCP (כולל Professional) · Terraform · Linux</w:t>
+        <w:t xml:space="preserve"> — 5 AWS · 2 GCP (כולל Professional) · Kubernetes (CKA) · Terraform · Linux</w:t>
       </w:r>
     </w:p>
     <w:p>
@@ -970,7 +970,7 @@
           <w:b w:val="0"/>
           <w:sz w:val="19"/>
         </w:rPr>
-        <w:t>AWS Solutions Architect — Professional   •   AWS DevOps Engineer — Professional   •   AWS Solutions Architect — Associate   •   AWS Developer — Associate   •   AWS SysOps Administrator — Associate   •   GCP Cloud Architect — Professional   •   GCP Cloud DevOps Engineer — Professional   •   HashiCorp Terraform Associate (003)   •   LPI Linux Essentials   •   LPIC-1 (Linux Administrator)</w:t>
+        <w:t>CNCF Certified Kubernetes Administrator (CKA)   •   AWS Solutions Architect — Professional   •   AWS DevOps Engineer — Professional   •   AWS Solutions Architect — Associate   •   AWS Developer — Associate   •   AWS SysOps Administrator — Associate   •   GCP Cloud Architect — Professional   •   GCP Cloud DevOps Engineer — Professional   •   HashiCorp Terraform Associate (003)   •   LPI Linux Essentials   •   LPIC-1 (Linux Administrator)</w:t>
       </w:r>
     </w:p>
     <w:p>

--- a/PDF/resume-heb.docx
+++ b/PDF/resume-heb.docx
@@ -448,7 +448,7 @@
           <w:rtl w:val="1"/>
         </w:rPr>
         <w:tab/>
-        <w:t>ספטמבר 2025 — הווה</w:t>
+        <w:t>2025 — הווה</w:t>
       </w:r>
     </w:p>
     <w:p>
@@ -613,7 +613,7 @@
           <w:rtl w:val="1"/>
         </w:rPr>
         <w:tab/>
-        <w:t>ספטמבר 2024 — ספטמבר 2025</w:t>
+        <w:t>2024 — 2025</w:t>
       </w:r>
     </w:p>
     <w:p>
@@ -1025,7 +1025,7 @@
           <w:rtl w:val="1"/>
         </w:rPr>
         <w:tab/>
-        <w:t>מרץ — אוגוסט 2024</w:t>
+        <w:t>2024</w:t>
       </w:r>
     </w:p>
     <w:p>
